--- a/labs/lab03/report/_output/simulation-modeling-lab03-report.docx
+++ b/labs/lab03/report/_output/simulation-modeling-lab03-report.docx
@@ -7,7 +7,7 @@
         <w:pStyle w:val="Title"/>
       </w:pPr>
       <w:r>
-        <w:t xml:space="preserve">Отчёт по лабораторной работе LAB03</w:t>
+        <w:t xml:space="preserve">Структура научной презентации</w:t>
       </w:r>
     </w:p>
     <w:p>
@@ -15,7 +15,23 @@
         <w:pStyle w:val="Subtitle"/>
       </w:pPr>
       <w:r>
-        <w:t xml:space="preserve">Модель боевых действий</w:t>
+        <w:t xml:space="preserve">Простейший вариант</w:t>
+      </w:r>
+    </w:p>
+    <w:p>
+      <w:pPr>
+        <w:pStyle w:val="Author"/>
+      </w:pPr>
+      <w:r>
+        <w:t xml:space="preserve">Mehmet Efe Kantoz</w:t>
+      </w:r>
+    </w:p>
+    <w:p>
+      <w:pPr>
+        <w:pStyle w:val="Date"/>
+      </w:pPr>
+      <w:r>
+        <w:t xml:space="preserve">30.08.2026</w:t>
       </w:r>
     </w:p>
     <w:sdt>
@@ -47,10 +63,10 @@
     <w:bookmarkStart w:id="9" w:name="цель-работы"/>
     <w:p>
       <w:pPr>
-        <w:pStyle w:val="Heading2"/>
-      </w:pPr>
-      <w:r>
-        <w:t xml:space="preserve">0.1 Цель работы</w:t>
+        <w:pStyle w:val="Heading1"/>
+      </w:pPr>
+      <w:r>
+        <w:t xml:space="preserve">1. Цель работы</w:t>
       </w:r>
     </w:p>
     <w:p>
@@ -58,17 +74,751 @@
         <w:pStyle w:val="FirstParagraph"/>
       </w:pPr>
       <w:r>
-        <w:t xml:space="preserve">Изучить простейшие модели боевых действий (модели Ланчестера) и построить графики изменения численности войск для трех различных случаев ведения боя.</w:t>
+        <w:t xml:space="preserve">Изучить математическую модель преследования браконьерской лодки катером береговой охраны.</w:t>
       </w:r>
     </w:p>
     <w:bookmarkEnd w:id="9"/>
     <w:bookmarkStart w:id="10" w:name="задание"/>
     <w:p>
       <w:pPr>
+        <w:pStyle w:val="Heading1"/>
+      </w:pPr>
+      <w:r>
+        <w:t xml:space="preserve">2. Задание</w:t>
+      </w:r>
+    </w:p>
+    <w:p>
+      <w:pPr>
+        <w:pStyle w:val="Compact"/>
+        <w:numPr>
+          <w:ilvl w:val="0"/>
+          <w:numId w:val="1001"/>
+        </w:numPr>
+      </w:pPr>
+      <w:r>
+        <w:t xml:space="preserve">Провести вывод дифференциальных уравнений для случая, когда скорость катера больше скорости лодки в n раз.</w:t>
+      </w:r>
+    </w:p>
+    <w:p>
+      <w:pPr>
+        <w:pStyle w:val="Compact"/>
+        <w:numPr>
+          <w:ilvl w:val="0"/>
+          <w:numId w:val="1001"/>
+        </w:numPr>
+      </w:pPr>
+      <w:r>
+        <w:t xml:space="preserve">Построить траектории движения катера и лодки для двух случаев.</w:t>
+      </w:r>
+    </w:p>
+    <w:p>
+      <w:pPr>
+        <w:pStyle w:val="Compact"/>
+        <w:numPr>
+          <w:ilvl w:val="0"/>
+          <w:numId w:val="1001"/>
+        </w:numPr>
+      </w:pPr>
+      <w:r>
+        <w:t xml:space="preserve">Определить по графику точку пересечения.</w:t>
+      </w:r>
+    </w:p>
+    <w:bookmarkEnd w:id="10"/>
+    <w:bookmarkStart w:id="11" w:name="теоретическое-введение"/>
+    <w:p>
+      <w:pPr>
+        <w:pStyle w:val="Heading1"/>
+      </w:pPr>
+      <w:r>
+        <w:t xml:space="preserve">3. Теоретическое введение</w:t>
+      </w:r>
+    </w:p>
+    <w:p>
+      <w:pPr>
+        <w:pStyle w:val="FirstParagraph"/>
+      </w:pPr>
+      <m:oMathPara>
+        <m:oMathParaPr>
+          <m:jc m:val="center"/>
+        </m:oMathParaPr>
+        <m:oMath>
+          <m:f>
+            <m:fPr>
+              <m:type m:val="bar"/>
+            </m:fPr>
+            <m:num>
+              <m:r>
+                <m:t>d</m:t>
+              </m:r>
+              <m:r>
+                <m:t>r</m:t>
+              </m:r>
+            </m:num>
+            <m:den>
+              <m:r>
+                <m:t>d</m:t>
+              </m:r>
+              <m:r>
+                <m:t>θ</m:t>
+              </m:r>
+            </m:den>
+          </m:f>
+          <m:r>
+            <m:rPr>
+              <m:sty m:val="p"/>
+            </m:rPr>
+            <m:t>=</m:t>
+          </m:r>
+          <m:f>
+            <m:fPr>
+              <m:type m:val="bar"/>
+            </m:fPr>
+            <m:num>
+              <m:r>
+                <m:t>r</m:t>
+              </m:r>
+            </m:num>
+            <m:den>
+              <m:rad>
+                <m:radPr>
+                  <m:degHide m:val="on"/>
+                </m:radPr>
+                <m:deg/>
+                <m:e>
+                  <m:sSup>
+                    <m:e>
+                      <m:r>
+                        <m:t>n</m:t>
+                      </m:r>
+                    </m:e>
+                    <m:sup>
+                      <m:r>
+                        <m:t>2</m:t>
+                      </m:r>
+                    </m:sup>
+                  </m:sSup>
+                  <m:r>
+                    <m:rPr>
+                      <m:sty m:val="p"/>
+                    </m:rPr>
+                    <m:t>−</m:t>
+                  </m:r>
+                  <m:r>
+                    <m:t>1</m:t>
+                  </m:r>
+                </m:e>
+              </m:rad>
+            </m:den>
+          </m:f>
+        </m:oMath>
+      </m:oMathPara>
+    </w:p>
+    <w:bookmarkEnd w:id="11"/>
+    <w:bookmarkStart w:id="13" w:name="выполнение-лабораторной-работы"/>
+    <w:p>
+      <w:pPr>
+        <w:pStyle w:val="Heading1"/>
+      </w:pPr>
+      <w:r>
+        <w:t xml:space="preserve">4. Выполнение лабораторной работы</w:t>
+      </w:r>
+    </w:p>
+    <w:bookmarkStart w:id="12" w:name="результаты-моделирования"/>
+    <w:p>
+      <w:pPr>
         <w:pStyle w:val="Heading2"/>
       </w:pPr>
       <w:r>
-        <w:t xml:space="preserve">0.2 Задание</w:t>
+        <w:t xml:space="preserve">4.1 Результаты моделирования</w:t>
+      </w:r>
+    </w:p>
+    <w:bookmarkEnd w:id="12"/>
+    <w:bookmarkEnd w:id="13"/>
+    <w:bookmarkStart w:id="14" w:name="анализ-результатов"/>
+    <w:p>
+      <w:pPr>
+        <w:pStyle w:val="Heading1"/>
+      </w:pPr>
+      <w:r>
+        <w:t xml:space="preserve">5. Анализ результатов</w:t>
+      </w:r>
+    </w:p>
+    <w:p>
+      <w:pPr>
+        <w:pStyle w:val="FirstParagraph"/>
+      </w:pPr>
+      <w:r>
+        <w:t xml:space="preserve">Точка пересечения: примерно</w:t>
+      </w:r>
+      <w:r>
+        <w:t xml:space="preserve"> </w:t>
+      </w:r>
+      <w:r>
+        <w:rPr>
+          <w:b/>
+          <w:bCs/>
+        </w:rPr>
+        <w:t xml:space="preserve">3.65</w:t>
+      </w:r>
+      <w:r>
+        <w:t xml:space="preserve">.</w:t>
+      </w:r>
+    </w:p>
+    <w:bookmarkEnd w:id="14"/>
+    <w:bookmarkStart w:id="15" w:name="выводы"/>
+    <w:p>
+      <w:pPr>
+        <w:pStyle w:val="Heading1"/>
+      </w:pPr>
+      <w:r>
+        <w:t xml:space="preserve">6. Выводы</w:t>
+      </w:r>
+    </w:p>
+    <w:p>
+      <w:pPr>
+        <w:pStyle w:val="FirstParagraph"/>
+      </w:pPr>
+      <w:r>
+        <w:t xml:space="preserve">Модель успешно реализована.</w:t>
+      </w:r>
+    </w:p>
+    <w:bookmarkEnd w:id="15"/>
+    <w:bookmarkStart w:id="16" w:name="задание-1"/>
+    <w:p>
+      <w:pPr>
+        <w:pStyle w:val="Heading1"/>
+      </w:pPr>
+      <w:r>
+        <w:t xml:space="preserve">7. Задание</w:t>
+      </w:r>
+    </w:p>
+    <w:p>
+      <w:pPr>
+        <w:pStyle w:val="Compact"/>
+        <w:numPr>
+          <w:ilvl w:val="0"/>
+          <w:numId w:val="1002"/>
+        </w:numPr>
+      </w:pPr>
+      <w:r>
+        <w:t xml:space="preserve">Провести вывод дифференциальных уравнений для случая, когда скорость катера больше скорости лодки в n раз.</w:t>
+      </w:r>
+    </w:p>
+    <w:p>
+      <w:pPr>
+        <w:pStyle w:val="Compact"/>
+        <w:numPr>
+          <w:ilvl w:val="0"/>
+          <w:numId w:val="1002"/>
+        </w:numPr>
+      </w:pPr>
+      <w:r>
+        <w:t xml:space="preserve">Построить траектории движения катера и лодки для двух случаев.</w:t>
+      </w:r>
+    </w:p>
+    <w:p>
+      <w:pPr>
+        <w:pStyle w:val="Compact"/>
+        <w:numPr>
+          <w:ilvl w:val="0"/>
+          <w:numId w:val="1002"/>
+        </w:numPr>
+      </w:pPr>
+      <w:r>
+        <w:t xml:space="preserve">Определить по графику точку пересечения.</w:t>
+      </w:r>
+    </w:p>
+    <w:bookmarkEnd w:id="16"/>
+    <w:bookmarkStart w:id="17" w:name="теоретическое-введение-1"/>
+    <w:p>
+      <w:pPr>
+        <w:pStyle w:val="Heading1"/>
+      </w:pPr>
+      <w:r>
+        <w:t xml:space="preserve">8. Теоретическое введение</w:t>
+      </w:r>
+    </w:p>
+    <w:p>
+      <w:pPr>
+        <w:pStyle w:val="FirstParagraph"/>
+      </w:pPr>
+      <m:oMathPara>
+        <m:oMathParaPr>
+          <m:jc m:val="center"/>
+        </m:oMathParaPr>
+        <m:oMath>
+          <m:f>
+            <m:fPr>
+              <m:type m:val="bar"/>
+            </m:fPr>
+            <m:num>
+              <m:r>
+                <m:t>d</m:t>
+              </m:r>
+              <m:r>
+                <m:t>r</m:t>
+              </m:r>
+            </m:num>
+            <m:den>
+              <m:r>
+                <m:t>d</m:t>
+              </m:r>
+              <m:r>
+                <m:t>θ</m:t>
+              </m:r>
+            </m:den>
+          </m:f>
+          <m:r>
+            <m:rPr>
+              <m:sty m:val="p"/>
+            </m:rPr>
+            <m:t>=</m:t>
+          </m:r>
+          <m:f>
+            <m:fPr>
+              <m:type m:val="bar"/>
+            </m:fPr>
+            <m:num>
+              <m:r>
+                <m:t>r</m:t>
+              </m:r>
+            </m:num>
+            <m:den>
+              <m:rad>
+                <m:radPr>
+                  <m:degHide m:val="on"/>
+                </m:radPr>
+                <m:deg/>
+                <m:e>
+                  <m:sSup>
+                    <m:e>
+                      <m:r>
+                        <m:t>n</m:t>
+                      </m:r>
+                    </m:e>
+                    <m:sup>
+                      <m:r>
+                        <m:t>2</m:t>
+                      </m:r>
+                    </m:sup>
+                  </m:sSup>
+                  <m:r>
+                    <m:rPr>
+                      <m:sty m:val="p"/>
+                    </m:rPr>
+                    <m:t>−</m:t>
+                  </m:r>
+                  <m:r>
+                    <m:t>1</m:t>
+                  </m:r>
+                </m:e>
+              </m:rad>
+            </m:den>
+          </m:f>
+        </m:oMath>
+      </m:oMathPara>
+    </w:p>
+    <w:bookmarkEnd w:id="17"/>
+    <w:bookmarkStart w:id="31" w:name="выполнение-лабораторной-работы-1"/>
+    <w:p>
+      <w:pPr>
+        <w:pStyle w:val="Heading1"/>
+      </w:pPr>
+      <w:r>
+        <w:t xml:space="preserve">9. Выполнение лабораторной работы</w:t>
+      </w:r>
+    </w:p>
+    <w:bookmarkStart w:id="30" w:name="результаты-моделирования-1"/>
+    <w:p>
+      <w:pPr>
+        <w:pStyle w:val="Heading2"/>
+      </w:pPr>
+      <w:r>
+        <w:t xml:space="preserve">9.1 Результаты моделирования</w:t>
+      </w:r>
+    </w:p>
+    <w:tbl>
+      <w:tblPr>
+        <w:tblStyle w:val="Table"/>
+        <w:tblW w:type="pct" w:w="5000"/>
+        <w:tblLayout w:type="fixed"/>
+        <w:tblLook w:firstRow="0" w:lastRow="0" w:firstColumn="0" w:lastColumn="0" w:noHBand="0" w:noVBand="0" w:val="0000"/>
+      </w:tblPr>
+      <w:tblGrid>
+        <w:gridCol w:w="7920"/>
+      </w:tblGrid>
+      <w:tr>
+        <w:tc>
+          <w:tcPr/>
+          <w:bookmarkStart w:id="21" w:name="fig-001"/>
+          <w:p>
+            <w:pPr>
+              <w:pStyle w:val="Compact"/>
+              <w:jc w:val="center"/>
+            </w:pPr>
+            <w:r>
+              <w:drawing>
+                <wp:inline>
+                  <wp:extent cx="3733800" cy="1331452"/>
+                  <wp:effectExtent b="0" l="0" r="0" t="0"/>
+                  <wp:docPr descr="" title="" id="19" name="Picture"/>
+                  <a:graphic>
+                    <a:graphicData uri="http://schemas.openxmlformats.org/drawingml/2006/picture">
+                      <pic:pic>
+                        <pic:nvPicPr>
+                          <pic:cNvPr descr="image/1.png" id="20" name="Picture"/>
+                          <pic:cNvPicPr>
+                            <a:picLocks noChangeArrowheads="1" noChangeAspect="1"/>
+                          </pic:cNvPicPr>
+                        </pic:nvPicPr>
+                        <pic:blipFill>
+                          <a:blip r:embed="rId18"/>
+                          <a:stretch>
+                            <a:fillRect/>
+                          </a:stretch>
+                        </pic:blipFill>
+                        <pic:spPr bwMode="auto">
+                          <a:xfrm>
+                            <a:off x="0" y="0"/>
+                            <a:ext cx="3733800" cy="1331452"/>
+                          </a:xfrm>
+                          <a:prstGeom prst="rect">
+                            <a:avLst/>
+                          </a:prstGeom>
+                          <a:noFill/>
+                          <a:ln w="9525">
+                            <a:noFill/>
+                            <a:headEnd/>
+                            <a:tailEnd/>
+                          </a:ln>
+                        </pic:spPr>
+                      </pic:pic>
+                    </a:graphicData>
+                  </a:graphic>
+                </wp:inline>
+              </w:drawing>
+            </w:r>
+          </w:p>
+          <w:p>
+            <w:pPr>
+              <w:jc w:val="center"/>
+            </w:pPr>
+            <w:pPr>
+              <w:jc w:val="left"/>
+              <w:spacing w:before="200"/>
+              <w:pStyle w:val="ImageCaption"/>
+            </w:pPr>
+            <w:r>
+              <w:t xml:space="preserve">Рисунок 1: Код модели</w:t>
+            </w:r>
+          </w:p>
+          <w:bookmarkEnd w:id="21"/>
+        </w:tc>
+      </w:tr>
+    </w:tbl>
+    <w:p>
+      <w:pPr>
+        <w:pStyle w:val="BodyText"/>
+      </w:pPr>
+      <w:r>
+        <w:t xml:space="preserve"> </w:t>
+      </w:r>
+    </w:p>
+    <w:tbl>
+      <w:tblPr>
+        <w:tblStyle w:val="Table"/>
+        <w:tblW w:type="pct" w:w="5000"/>
+        <w:tblLayout w:type="fixed"/>
+        <w:tblLook w:firstRow="0" w:lastRow="0" w:firstColumn="0" w:lastColumn="0" w:noHBand="0" w:noVBand="0" w:val="0000"/>
+      </w:tblPr>
+      <w:tblGrid>
+        <w:gridCol w:w="7920"/>
+      </w:tblGrid>
+      <w:tr>
+        <w:tc>
+          <w:tcPr/>
+          <w:bookmarkStart w:id="25" w:name="fig-001"/>
+          <w:p>
+            <w:pPr>
+              <w:pStyle w:val="Compact"/>
+              <w:jc w:val="center"/>
+            </w:pPr>
+            <w:r>
+              <w:drawing>
+                <wp:inline>
+                  <wp:extent cx="3733800" cy="1479128"/>
+                  <wp:effectExtent b="0" l="0" r="0" t="0"/>
+                  <wp:docPr descr="" title="" id="23" name="Picture"/>
+                  <a:graphic>
+                    <a:graphicData uri="http://schemas.openxmlformats.org/drawingml/2006/picture">
+                      <pic:pic>
+                        <pic:nvPicPr>
+                          <pic:cNvPr descr="image/2.png" id="24" name="Picture"/>
+                          <pic:cNvPicPr>
+                            <a:picLocks noChangeArrowheads="1" noChangeAspect="1"/>
+                          </pic:cNvPicPr>
+                        </pic:nvPicPr>
+                        <pic:blipFill>
+                          <a:blip r:embed="rId22"/>
+                          <a:stretch>
+                            <a:fillRect/>
+                          </a:stretch>
+                        </pic:blipFill>
+                        <pic:spPr bwMode="auto">
+                          <a:xfrm>
+                            <a:off x="0" y="0"/>
+                            <a:ext cx="3733800" cy="1479128"/>
+                          </a:xfrm>
+                          <a:prstGeom prst="rect">
+                            <a:avLst/>
+                          </a:prstGeom>
+                          <a:noFill/>
+                          <a:ln w="9525">
+                            <a:noFill/>
+                            <a:headEnd/>
+                            <a:tailEnd/>
+                          </a:ln>
+                        </pic:spPr>
+                      </pic:pic>
+                    </a:graphicData>
+                  </a:graphic>
+                </wp:inline>
+              </w:drawing>
+            </w:r>
+          </w:p>
+          <w:p>
+            <w:pPr>
+              <w:jc w:val="center"/>
+            </w:pPr>
+            <w:pPr>
+              <w:jc w:val="left"/>
+              <w:spacing w:before="200"/>
+              <w:pStyle w:val="ImageCaption"/>
+            </w:pPr>
+            <w:r>
+              <w:t xml:space="preserve">Рисунок 2: Код модели</w:t>
+            </w:r>
+          </w:p>
+          <w:bookmarkEnd w:id="25"/>
+        </w:tc>
+      </w:tr>
+    </w:tbl>
+    <w:p>
+      <w:pPr>
+        <w:pStyle w:val="BodyText"/>
+      </w:pPr>
+      <w:r>
+        <w:t xml:space="preserve"> </w:t>
+      </w:r>
+    </w:p>
+    <w:tbl>
+      <w:tblPr>
+        <w:tblStyle w:val="Table"/>
+        <w:tblW w:type="pct" w:w="5000"/>
+        <w:tblLayout w:type="fixed"/>
+        <w:tblLook w:firstRow="0" w:lastRow="0" w:firstColumn="0" w:lastColumn="0" w:noHBand="0" w:noVBand="0" w:val="0000"/>
+      </w:tblPr>
+      <w:tblGrid>
+        <w:gridCol w:w="7920"/>
+      </w:tblGrid>
+      <w:tr>
+        <w:tc>
+          <w:tcPr/>
+          <w:bookmarkStart w:id="29" w:name="fig-003"/>
+          <w:p>
+            <w:pPr>
+              <w:pStyle w:val="Compact"/>
+              <w:jc w:val="center"/>
+            </w:pPr>
+            <w:r>
+              <w:drawing>
+                <wp:inline>
+                  <wp:extent cx="3733800" cy="1309912"/>
+                  <wp:effectExtent b="0" l="0" r="0" t="0"/>
+                  <wp:docPr descr="" title="" id="27" name="Picture"/>
+                  <a:graphic>
+                    <a:graphicData uri="http://schemas.openxmlformats.org/drawingml/2006/picture">
+                      <pic:pic>
+                        <pic:nvPicPr>
+                          <pic:cNvPr descr="image/3.png" id="28" name="Picture"/>
+                          <pic:cNvPicPr>
+                            <a:picLocks noChangeArrowheads="1" noChangeAspect="1"/>
+                          </pic:cNvPicPr>
+                        </pic:nvPicPr>
+                        <pic:blipFill>
+                          <a:blip r:embed="rId26"/>
+                          <a:stretch>
+                            <a:fillRect/>
+                          </a:stretch>
+                        </pic:blipFill>
+                        <pic:spPr bwMode="auto">
+                          <a:xfrm>
+                            <a:off x="0" y="0"/>
+                            <a:ext cx="3733800" cy="1309912"/>
+                          </a:xfrm>
+                          <a:prstGeom prst="rect">
+                            <a:avLst/>
+                          </a:prstGeom>
+                          <a:noFill/>
+                          <a:ln w="9525">
+                            <a:noFill/>
+                            <a:headEnd/>
+                            <a:tailEnd/>
+                          </a:ln>
+                        </pic:spPr>
+                      </pic:pic>
+                    </a:graphicData>
+                  </a:graphic>
+                </wp:inline>
+              </w:drawing>
+            </w:r>
+          </w:p>
+          <w:p>
+            <w:pPr>
+              <w:jc w:val="center"/>
+            </w:pPr>
+            <w:pPr>
+              <w:jc w:val="left"/>
+              <w:spacing w:before="200"/>
+              <w:pStyle w:val="ImageCaption"/>
+            </w:pPr>
+            <w:r>
+              <w:t xml:space="preserve">Рисунок 3: Параметры модели</w:t>
+            </w:r>
+          </w:p>
+          <w:bookmarkEnd w:id="29"/>
+        </w:tc>
+      </w:tr>
+    </w:tbl>
+    <w:bookmarkEnd w:id="30"/>
+    <w:bookmarkEnd w:id="31"/>
+    <w:bookmarkStart w:id="32" w:name="анализ-результатов-1"/>
+    <w:p>
+      <w:pPr>
+        <w:pStyle w:val="Heading1"/>
+      </w:pPr>
+      <w:r>
+        <w:t xml:space="preserve">10. Анализ результатов</w:t>
+      </w:r>
+    </w:p>
+    <w:p>
+      <w:pPr>
+        <w:pStyle w:val="FirstParagraph"/>
+      </w:pPr>
+      <w:r>
+        <w:t xml:space="preserve">Точка пересечения: примерно</w:t>
+      </w:r>
+      <w:r>
+        <w:t xml:space="preserve"> </w:t>
+      </w:r>
+      <w:r>
+        <w:rPr>
+          <w:b/>
+          <w:bCs/>
+        </w:rPr>
+        <w:t xml:space="preserve">3.65</w:t>
+      </w:r>
+      <w:r>
+        <w:t xml:space="preserve">.</w:t>
+      </w:r>
+    </w:p>
+    <w:bookmarkEnd w:id="32"/>
+    <w:bookmarkStart w:id="36" w:name="выводы-1"/>
+    <w:p>
+      <w:pPr>
+        <w:pStyle w:val="Heading1"/>
+      </w:pPr>
+      <w:r>
+        <w:t xml:space="preserve">11. Выводы</w:t>
+      </w:r>
+    </w:p>
+    <w:p>
+      <w:pPr>
+        <w:pStyle w:val="FirstParagraph"/>
+      </w:pPr>
+      <w:r>
+        <w:t xml:space="preserve">Модель успешно реализована.</w:t>
+      </w:r>
+    </w:p>
+    <w:bookmarkStart w:id="33" w:name="title-lab03"/>
+    <w:p>
+      <w:pPr>
+        <w:pStyle w:val="Heading2"/>
+      </w:pPr>
+      <w:r>
+        <w:t xml:space="preserve">11.1 Title LAB03</w:t>
+      </w:r>
+    </w:p>
+    <w:p>
+      <w:pPr>
+        <w:pStyle w:val="FirstParagraph"/>
+      </w:pPr>
+      <w:r>
+        <w:t xml:space="preserve">title:</w:t>
+      </w:r>
+      <w:r>
+        <w:t xml:space="preserve"> </w:t>
+      </w:r>
+      <w:r>
+        <w:t xml:space="preserve">“Отчёт по лабораторной работе LAB03”</w:t>
+      </w:r>
+      <w:r>
+        <w:t xml:space="preserve"> </w:t>
+      </w:r>
+      <w:r>
+        <w:t xml:space="preserve">subtitle:</w:t>
+      </w:r>
+      <w:r>
+        <w:t xml:space="preserve"> </w:t>
+      </w:r>
+      <w:r>
+        <w:t xml:space="preserve">“Модель боевых действий”</w:t>
+      </w:r>
+      <w:r>
+        <w:t xml:space="preserve"> </w:t>
+      </w:r>
+      <w:r>
+        <w:t xml:space="preserve">license:</w:t>
+      </w:r>
+      <w:r>
+        <w:t xml:space="preserve"> </w:t>
+      </w:r>
+      <w:r>
+        <w:t xml:space="preserve">“CC BY”</w:t>
+      </w:r>
+      <w:r>
+        <w:t xml:space="preserve"> </w:t>
+      </w:r>
+      <w:r>
+        <w:t xml:space="preserve">—</w:t>
+      </w:r>
+    </w:p>
+    <w:bookmarkEnd w:id="33"/>
+    <w:bookmarkStart w:id="34" w:name="цель-работы-1"/>
+    <w:p>
+      <w:pPr>
+        <w:pStyle w:val="Heading2"/>
+      </w:pPr>
+      <w:r>
+        <w:t xml:space="preserve">11.2 Цель работы</w:t>
+      </w:r>
+    </w:p>
+    <w:p>
+      <w:pPr>
+        <w:pStyle w:val="FirstParagraph"/>
+      </w:pPr>
+      <w:r>
+        <w:t xml:space="preserve">Изучить простейшие модели боевых действий (модели Ланчестера) и построить графики изменения численности войск для трех различных случаев ведения боя.</w:t>
+      </w:r>
+    </w:p>
+    <w:bookmarkEnd w:id="34"/>
+    <w:bookmarkStart w:id="35" w:name="задание-2"/>
+    <w:p>
+      <w:pPr>
+        <w:pStyle w:val="Heading2"/>
+      </w:pPr>
+      <w:r>
+        <w:t xml:space="preserve">11.3 Задание</w:t>
       </w:r>
     </w:p>
     <w:p>
@@ -163,14 +913,15 @@
         <w:t xml:space="preserve">для каждого случая, определить победителя и условия победы.</w:t>
       </w:r>
     </w:p>
-    <w:bookmarkEnd w:id="10"/>
-    <w:bookmarkStart w:id="11" w:name="теоретическое-введение"/>
+    <w:bookmarkEnd w:id="35"/>
+    <w:bookmarkEnd w:id="36"/>
+    <w:bookmarkStart w:id="37" w:name="теоретическое-введение-2"/>
     <w:p>
       <w:pPr>
         <w:pStyle w:val="Heading1"/>
       </w:pPr>
       <w:r>
-        <w:t xml:space="preserve">1. Теоретическое введение</w:t>
+        <w:t xml:space="preserve">12. Теоретическое введение</w:t>
       </w:r>
     </w:p>
     <w:p>
@@ -429,14 +1180,14 @@
         <w:t xml:space="preserve">Нерегулярные (партизанские) войска действуют скрытно, поэтому потери таких отрядов пропорциональны не только численности противника, но и их собственной численности (площадное поражение).</w:t>
       </w:r>
     </w:p>
-    <w:bookmarkEnd w:id="11"/>
-    <w:bookmarkStart w:id="16" w:name="выполнение-лабораторной-работы"/>
+    <w:bookmarkEnd w:id="37"/>
+    <w:bookmarkStart w:id="42" w:name="выполнение-лабораторной-работы-2"/>
     <w:p>
       <w:pPr>
         <w:pStyle w:val="Heading1"/>
       </w:pPr>
       <w:r>
-        <w:t xml:space="preserve">2. Выполнение лабораторной работы</w:t>
+        <w:t xml:space="preserve">13. Выполнение лабораторной работы</w:t>
       </w:r>
     </w:p>
     <w:p>
@@ -724,13 +1475,13 @@
         </m:r>
       </m:oMath>
     </w:p>
-    <w:bookmarkStart w:id="12" w:name="X8f6691b04fc7d414b648f5c813b602a2eb06d7b"/>
+    <w:bookmarkStart w:id="38" w:name="X8f6691b04fc7d414b648f5c813b602a2eb06d7b"/>
     <w:p>
       <w:pPr>
         <w:pStyle w:val="Heading2"/>
       </w:pPr>
       <w:r>
-        <w:t xml:space="preserve">2.1 Модель 1: Боевые действия между регулярными войсками</w:t>
+        <w:t xml:space="preserve">13.1 Модель 1: Боевые действия между регулярными войсками</w:t>
       </w:r>
     </w:p>
     <w:p>
@@ -1055,14 +1806,14 @@
         </m:oMath>
       </m:oMathPara>
     </w:p>
-    <w:bookmarkEnd w:id="12"/>
-    <w:bookmarkStart w:id="13" w:name="X0d2fec68489b33462542a44e3ba8b4510a0ff92"/>
+    <w:bookmarkEnd w:id="38"/>
+    <w:bookmarkStart w:id="39" w:name="X0d2fec68489b33462542a44e3ba8b4510a0ff92"/>
     <w:p>
       <w:pPr>
         <w:pStyle w:val="Heading2"/>
       </w:pPr>
       <w:r>
-        <w:t xml:space="preserve">2.2 Модель 2: Регулярные войска против партизанских отрядов</w:t>
+        <w:t xml:space="preserve">13.2 Модель 2: Регулярные войска против партизанских отрядов</w:t>
       </w:r>
     </w:p>
     <w:p>
@@ -1405,14 +2156,14 @@
         </m:oMath>
       </m:oMathPara>
     </w:p>
-    <w:bookmarkEnd w:id="13"/>
-    <w:bookmarkStart w:id="14" w:name="X16d60c1d6f727d5dca9294220d8acd9325e15e9"/>
+    <w:bookmarkEnd w:id="39"/>
+    <w:bookmarkStart w:id="40" w:name="X16d60c1d6f727d5dca9294220d8acd9325e15e9"/>
     <w:p>
       <w:pPr>
         <w:pStyle w:val="Heading2"/>
       </w:pPr>
       <w:r>
-        <w:t xml:space="preserve">2.3 Модель 3: Боевые действия между партизанскими отрядами</w:t>
+        <w:t xml:space="preserve">13.3 Модель 3: Боевые действия между партизанскими отрядами</w:t>
       </w:r>
     </w:p>
     <w:p>
@@ -1773,14 +2524,14 @@
         </m:oMath>
       </m:oMathPara>
     </w:p>
-    <w:bookmarkEnd w:id="14"/>
-    <w:bookmarkStart w:id="15" w:name="построение-моделей-в-julia"/>
+    <w:bookmarkEnd w:id="40"/>
+    <w:bookmarkStart w:id="41" w:name="построение-моделей-в-julia"/>
     <w:p>
       <w:pPr>
         <w:pStyle w:val="Heading2"/>
       </w:pPr>
       <w:r>
-        <w:t xml:space="preserve">2.4 Построение моделей в Julia</w:t>
+        <w:t xml:space="preserve">13.4 Построение моделей в Julia</w:t>
       </w:r>
     </w:p>
     <w:p>
@@ -1832,15 +2583,15 @@
         <w:t xml:space="preserve">using DifferentialEquations, Plots</w:t>
       </w:r>
     </w:p>
-    <w:bookmarkEnd w:id="15"/>
-    <w:bookmarkEnd w:id="16"/>
-    <w:bookmarkStart w:id="17" w:name="общие-параметры-и-начальные-условия"/>
+    <w:bookmarkEnd w:id="41"/>
+    <w:bookmarkEnd w:id="42"/>
+    <w:bookmarkStart w:id="43" w:name="общие-параметры-и-начальные-условия"/>
     <w:p>
       <w:pPr>
         <w:pStyle w:val="Heading1"/>
       </w:pPr>
       <w:r>
-        <w:t xml:space="preserve">3. Общие параметры и начальные условия</w:t>
+        <w:t xml:space="preserve">14. Общие параметры и начальные условия</w:t>
       </w:r>
     </w:p>
     <w:p>
@@ -1869,14 +2620,14 @@
         <w:t xml:space="preserve">tspan = (0.0, 1.0) # Временной интервал</w:t>
       </w:r>
     </w:p>
-    <w:bookmarkEnd w:id="17"/>
-    <w:bookmarkStart w:id="18" w:name="коэффициенты"/>
+    <w:bookmarkEnd w:id="43"/>
+    <w:bookmarkStart w:id="44" w:name="коэффициенты"/>
     <w:p>
       <w:pPr>
         <w:pStyle w:val="Heading1"/>
       </w:pPr>
       <w:r>
-        <w:t xml:space="preserve">4. Коэффициенты</w:t>
+        <w:t xml:space="preserve">15. Коэффициенты</w:t>
       </w:r>
     </w:p>
     <w:p>
@@ -1905,14 +2656,14 @@
         <w:t xml:space="preserve">h = 0.7</w:t>
       </w:r>
     </w:p>
-    <w:bookmarkEnd w:id="18"/>
-    <w:bookmarkStart w:id="19" w:name="функции-подкрепления"/>
+    <w:bookmarkEnd w:id="44"/>
+    <w:bookmarkStart w:id="45" w:name="функции-подкрепления"/>
     <w:p>
       <w:pPr>
         <w:pStyle w:val="Heading1"/>
       </w:pPr>
       <w:r>
-        <w:t xml:space="preserve">5. Функции подкрепления</w:t>
+        <w:t xml:space="preserve">16. Функции подкрепления</w:t>
       </w:r>
     </w:p>
     <w:p>
@@ -1929,14 +2680,14 @@
         <w:t xml:space="preserve">Q(t) = cos(t) + 1.0</w:t>
       </w:r>
     </w:p>
-    <w:bookmarkEnd w:id="19"/>
-    <w:bookmarkStart w:id="20" w:name="X0c4f3405fe7087aec71006e9dc45d2ecd6b6a28"/>
+    <w:bookmarkEnd w:id="45"/>
+    <w:bookmarkStart w:id="46" w:name="X0c4f3405fe7087aec71006e9dc45d2ecd6b6a28"/>
     <w:p>
       <w:pPr>
         <w:pStyle w:val="Heading1"/>
       </w:pPr>
       <w:r>
-        <w:t xml:space="preserve">6. — МОДЕЛЬ 1: Регулярные войска против регулярных войск —</w:t>
+        <w:t xml:space="preserve">17. — МОДЕЛЬ 1: Регулярные войска против регулярных войск —</w:t>
       </w:r>
     </w:p>
     <w:p>
@@ -2029,34 +2780,34 @@
         <w:t xml:space="preserve">, color=:red, lw=2)</w:t>
       </w:r>
     </w:p>
-    <w:bookmarkEnd w:id="20"/>
-    <w:bookmarkStart w:id="21" w:name="X6639de0eb40d718bed989d98b7e5aaaa8e48aad"/>
+    <w:bookmarkEnd w:id="46"/>
+    <w:bookmarkStart w:id="47" w:name="X6639de0eb40d718bed989d98b7e5aaaa8e48aad"/>
     <w:p>
       <w:pPr>
         <w:pStyle w:val="Heading1"/>
       </w:pPr>
       <w:r>
-        <w:t xml:space="preserve">7. — МОДЕЛЬ 2: Регулярные войска против партизанских отрядов —</w:t>
-      </w:r>
-    </w:p>
-    <w:bookmarkEnd w:id="21"/>
-    <w:bookmarkStart w:id="22" w:name="X767daa750da20c4ff023686543bfbe545cff5fd"/>
+        <w:t xml:space="preserve">18. — МОДЕЛЬ 2: Регулярные войска против партизанских отрядов —</w:t>
+      </w:r>
+    </w:p>
+    <w:bookmarkEnd w:id="47"/>
+    <w:bookmarkStart w:id="48" w:name="X767daa750da20c4ff023686543bfbe545cff5fd"/>
     <w:p>
       <w:pPr>
         <w:pStyle w:val="Heading1"/>
       </w:pPr>
       <w:r>
-        <w:t xml:space="preserve">8. Примечание: для партизанских моделей коэффициенты масштабируются,</w:t>
-      </w:r>
-    </w:p>
-    <w:bookmarkEnd w:id="22"/>
-    <w:bookmarkStart w:id="23" w:name="Xa08f426cb3216cbc48e4302666776c15f540de7"/>
+        <w:t xml:space="preserve">19. Примечание: для партизанских моделей коэффициенты масштабируются,</w:t>
+      </w:r>
+    </w:p>
+    <w:bookmarkEnd w:id="48"/>
+    <w:bookmarkStart w:id="49" w:name="Xa08f426cb3216cbc48e4302666776c15f540de7"/>
     <w:p>
       <w:pPr>
         <w:pStyle w:val="Heading1"/>
       </w:pPr>
       <w:r>
-        <w:t xml:space="preserve">9. чтобы избежать моментального обнуления из-за произведения численностей.</w:t>
+        <w:t xml:space="preserve">20. чтобы избежать моментального обнуления из-за произведения численностей.</w:t>
       </w:r>
     </w:p>
     <w:p>
@@ -2157,14 +2908,14 @@
         <w:t xml:space="preserve">, color=:red, lw=2)</w:t>
       </w:r>
     </w:p>
-    <w:bookmarkEnd w:id="23"/>
-    <w:bookmarkStart w:id="24" w:name="X1877bf542d1e4969d822a3bbd4761c265f96c58"/>
+    <w:bookmarkEnd w:id="49"/>
+    <w:bookmarkStart w:id="50" w:name="X1877bf542d1e4969d822a3bbd4761c265f96c58"/>
     <w:p>
       <w:pPr>
         <w:pStyle w:val="Heading1"/>
       </w:pPr>
       <w:r>
-        <w:t xml:space="preserve">10. — МОДЕЛЬ 3: Партизанские отряды против партизанских отрядов —</w:t>
+        <w:t xml:space="preserve">21. — МОДЕЛЬ 3: Партизанские отряды против партизанских отрядов —</w:t>
       </w:r>
     </w:p>
     <w:p>
@@ -2271,74 +3022,276 @@
         <w:t xml:space="preserve">, color=:red, lw=2)</w:t>
       </w:r>
     </w:p>
-    <w:bookmarkEnd w:id="24"/>
-    <w:bookmarkStart w:id="25" w:name="X9d0cad4cd0d5cf33b8d24f63c68fb34dceaed98"/>
+    <w:bookmarkEnd w:id="50"/>
+    <w:bookmarkStart w:id="63" w:name="X9d0cad4cd0d5cf33b8d24f63c68fb34dceaed98"/>
     <w:p>
       <w:pPr>
         <w:pStyle w:val="Heading1"/>
       </w:pPr>
       <w:r>
-        <w:t xml:space="preserve">11. Сохранение графиков для отчета (раскомментировать при выполнении скрипта)</w:t>
-      </w:r>
-    </w:p>
-    <w:bookmarkEnd w:id="25"/>
-    <w:bookmarkStart w:id="26" w:name="savefigp1-image1.png"/>
-    <w:p>
-      <w:pPr>
-        <w:pStyle w:val="Heading1"/>
-      </w:pPr>
-      <w:r>
-        <w:t xml:space="preserve">12. savefig(p1,</w:t>
-      </w:r>
-      <w:r>
-        <w:t xml:space="preserve"> </w:t>
-      </w:r>
-      <w:r>
-        <w:t xml:space="preserve">“image/1.png”</w:t>
-      </w:r>
-      <w:r>
-        <w:t xml:space="preserve">)</w:t>
-      </w:r>
-    </w:p>
-    <w:bookmarkEnd w:id="26"/>
-    <w:bookmarkStart w:id="27" w:name="savefigp2-image2.png"/>
-    <w:p>
-      <w:pPr>
-        <w:pStyle w:val="Heading1"/>
-      </w:pPr>
-      <w:r>
-        <w:t xml:space="preserve">13. savefig(p2,</w:t>
-      </w:r>
-      <w:r>
-        <w:t xml:space="preserve"> </w:t>
-      </w:r>
-      <w:r>
-        <w:t xml:space="preserve">“image/2.png”</w:t>
-      </w:r>
-      <w:r>
-        <w:t xml:space="preserve">)</w:t>
-      </w:r>
-    </w:p>
-    <w:bookmarkEnd w:id="27"/>
-    <w:bookmarkStart w:id="28" w:name="savefigp3-image3.png"/>
-    <w:p>
-      <w:pPr>
-        <w:pStyle w:val="Heading1"/>
-      </w:pPr>
-      <w:r>
-        <w:t xml:space="preserve">14. savefig(p3,</w:t>
-      </w:r>
-      <w:r>
-        <w:t xml:space="preserve"> </w:t>
-      </w:r>
-      <w:r>
-        <w:t xml:space="preserve">“image/3.png”</w:t>
-      </w:r>
-      <w:r>
-        <w:t xml:space="preserve">)</w:t>
-      </w:r>
-    </w:p>
-    <w:bookmarkEnd w:id="28"/>
+        <w:t xml:space="preserve">22. Сохранение графиков для отчета (раскомментировать при выполнении скрипта)</w:t>
+      </w:r>
+    </w:p>
+    <w:tbl>
+      <w:tblPr>
+        <w:tblStyle w:val="Table"/>
+        <w:tblW w:type="pct" w:w="5000"/>
+        <w:tblLayout w:type="fixed"/>
+        <w:tblLook w:firstRow="0" w:lastRow="0" w:firstColumn="0" w:lastColumn="0" w:noHBand="0" w:noVBand="0" w:val="0000"/>
+      </w:tblPr>
+      <w:tblGrid>
+        <w:gridCol w:w="7920"/>
+      </w:tblGrid>
+      <w:tr>
+        <w:tc>
+          <w:tcPr/>
+          <w:bookmarkStart w:id="54" w:name="fig-001"/>
+          <w:p>
+            <w:pPr>
+              <w:pStyle w:val="Compact"/>
+              <w:jc w:val="center"/>
+            </w:pPr>
+            <w:bookmarkStart w:id="53" w:name="fig-001"/>
+            <w:r>
+              <w:drawing>
+                <wp:inline>
+                  <wp:extent cx="3733800" cy="1331452"/>
+                  <wp:effectExtent b="0" l="0" r="0" t="0"/>
+                  <wp:docPr descr="" title="" id="51" name="Picture"/>
+                  <a:graphic>
+                    <a:graphicData uri="http://schemas.openxmlformats.org/drawingml/2006/picture">
+                      <pic:pic>
+                        <pic:nvPicPr>
+                          <pic:cNvPr descr="image/1.png" id="52" name="Picture"/>
+                          <pic:cNvPicPr>
+                            <a:picLocks noChangeArrowheads="1" noChangeAspect="1"/>
+                          </pic:cNvPicPr>
+                        </pic:nvPicPr>
+                        <pic:blipFill>
+                          <a:blip r:embed="rId18"/>
+                          <a:stretch>
+                            <a:fillRect/>
+                          </a:stretch>
+                        </pic:blipFill>
+                        <pic:spPr bwMode="auto">
+                          <a:xfrm>
+                            <a:off x="0" y="0"/>
+                            <a:ext cx="3733800" cy="1331452"/>
+                          </a:xfrm>
+                          <a:prstGeom prst="rect">
+                            <a:avLst/>
+                          </a:prstGeom>
+                          <a:noFill/>
+                          <a:ln w="9525">
+                            <a:noFill/>
+                            <a:headEnd/>
+                            <a:tailEnd/>
+                          </a:ln>
+                        </pic:spPr>
+                      </pic:pic>
+                    </a:graphicData>
+                  </a:graphic>
+                </wp:inline>
+              </w:drawing>
+            </w:r>
+            <w:bookmarkEnd w:id="53"/>
+          </w:p>
+          <w:p>
+            <w:pPr>
+              <w:jc w:val="center"/>
+            </w:pPr>
+            <w:pPr>
+              <w:jc w:val="left"/>
+              <w:spacing w:before="200"/>
+              <w:pStyle w:val="ImageCaption"/>
+            </w:pPr>
+            <w:r>
+              <w:t xml:space="preserve">Рисунок 4</w:t>
+            </w:r>
+          </w:p>
+          <w:bookmarkEnd w:id="54"/>
+        </w:tc>
+      </w:tr>
+    </w:tbl>
+    <w:p>
+      <w:pPr>
+        <w:pStyle w:val="BodyText"/>
+      </w:pPr>
+      <w:r>
+        <w:t xml:space="preserve"> </w:t>
+      </w:r>
+    </w:p>
+    <w:tbl>
+      <w:tblPr>
+        <w:tblStyle w:val="Table"/>
+        <w:tblW w:type="pct" w:w="5000"/>
+        <w:tblLayout w:type="fixed"/>
+        <w:tblLook w:firstRow="0" w:lastRow="0" w:firstColumn="0" w:lastColumn="0" w:noHBand="0" w:noVBand="0" w:val="0000"/>
+      </w:tblPr>
+      <w:tblGrid>
+        <w:gridCol w:w="7920"/>
+      </w:tblGrid>
+      <w:tr>
+        <w:tc>
+          <w:tcPr/>
+          <w:bookmarkStart w:id="58" w:name="fig-002"/>
+          <w:p>
+            <w:pPr>
+              <w:pStyle w:val="Compact"/>
+              <w:jc w:val="center"/>
+            </w:pPr>
+            <w:bookmarkStart w:id="57" w:name="fig-002"/>
+            <w:r>
+              <w:drawing>
+                <wp:inline>
+                  <wp:extent cx="3733800" cy="1479128"/>
+                  <wp:effectExtent b="0" l="0" r="0" t="0"/>
+                  <wp:docPr descr="" title="" id="55" name="Picture"/>
+                  <a:graphic>
+                    <a:graphicData uri="http://schemas.openxmlformats.org/drawingml/2006/picture">
+                      <pic:pic>
+                        <pic:nvPicPr>
+                          <pic:cNvPr descr="image/2.png" id="56" name="Picture"/>
+                          <pic:cNvPicPr>
+                            <a:picLocks noChangeArrowheads="1" noChangeAspect="1"/>
+                          </pic:cNvPicPr>
+                        </pic:nvPicPr>
+                        <pic:blipFill>
+                          <a:blip r:embed="rId22"/>
+                          <a:stretch>
+                            <a:fillRect/>
+                          </a:stretch>
+                        </pic:blipFill>
+                        <pic:spPr bwMode="auto">
+                          <a:xfrm>
+                            <a:off x="0" y="0"/>
+                            <a:ext cx="3733800" cy="1479128"/>
+                          </a:xfrm>
+                          <a:prstGeom prst="rect">
+                            <a:avLst/>
+                          </a:prstGeom>
+                          <a:noFill/>
+                          <a:ln w="9525">
+                            <a:noFill/>
+                            <a:headEnd/>
+                            <a:tailEnd/>
+                          </a:ln>
+                        </pic:spPr>
+                      </pic:pic>
+                    </a:graphicData>
+                  </a:graphic>
+                </wp:inline>
+              </w:drawing>
+            </w:r>
+            <w:bookmarkEnd w:id="57"/>
+          </w:p>
+          <w:p>
+            <w:pPr>
+              <w:jc w:val="center"/>
+            </w:pPr>
+            <w:pPr>
+              <w:jc w:val="left"/>
+              <w:spacing w:before="200"/>
+              <w:pStyle w:val="ImageCaption"/>
+            </w:pPr>
+            <w:r>
+              <w:t xml:space="preserve">Рисунок 5</w:t>
+            </w:r>
+          </w:p>
+          <w:bookmarkEnd w:id="58"/>
+        </w:tc>
+      </w:tr>
+    </w:tbl>
+    <w:p>
+      <w:pPr>
+        <w:pStyle w:val="BodyText"/>
+      </w:pPr>
+      <w:r>
+        <w:t xml:space="preserve"> </w:t>
+      </w:r>
+    </w:p>
+    <w:tbl>
+      <w:tblPr>
+        <w:tblStyle w:val="Table"/>
+        <w:tblW w:type="pct" w:w="5000"/>
+        <w:tblLayout w:type="fixed"/>
+        <w:tblLook w:firstRow="0" w:lastRow="0" w:firstColumn="0" w:lastColumn="0" w:noHBand="0" w:noVBand="0" w:val="0000"/>
+      </w:tblPr>
+      <w:tblGrid>
+        <w:gridCol w:w="7920"/>
+      </w:tblGrid>
+      <w:tr>
+        <w:tc>
+          <w:tcPr/>
+          <w:bookmarkStart w:id="62" w:name="fig-003"/>
+          <w:p>
+            <w:pPr>
+              <w:pStyle w:val="Compact"/>
+              <w:jc w:val="center"/>
+            </w:pPr>
+            <w:bookmarkStart w:id="61" w:name="fig-003"/>
+            <w:r>
+              <w:drawing>
+                <wp:inline>
+                  <wp:extent cx="3733800" cy="1309912"/>
+                  <wp:effectExtent b="0" l="0" r="0" t="0"/>
+                  <wp:docPr descr="" title="" id="59" name="Picture"/>
+                  <a:graphic>
+                    <a:graphicData uri="http://schemas.openxmlformats.org/drawingml/2006/picture">
+                      <pic:pic>
+                        <pic:nvPicPr>
+                          <pic:cNvPr descr="image/3.png" id="60" name="Picture"/>
+                          <pic:cNvPicPr>
+                            <a:picLocks noChangeArrowheads="1" noChangeAspect="1"/>
+                          </pic:cNvPicPr>
+                        </pic:nvPicPr>
+                        <pic:blipFill>
+                          <a:blip r:embed="rId26"/>
+                          <a:stretch>
+                            <a:fillRect/>
+                          </a:stretch>
+                        </pic:blipFill>
+                        <pic:spPr bwMode="auto">
+                          <a:xfrm>
+                            <a:off x="0" y="0"/>
+                            <a:ext cx="3733800" cy="1309912"/>
+                          </a:xfrm>
+                          <a:prstGeom prst="rect">
+                            <a:avLst/>
+                          </a:prstGeom>
+                          <a:noFill/>
+                          <a:ln w="9525">
+                            <a:noFill/>
+                            <a:headEnd/>
+                            <a:tailEnd/>
+                          </a:ln>
+                        </pic:spPr>
+                      </pic:pic>
+                    </a:graphicData>
+                  </a:graphic>
+                </wp:inline>
+              </w:drawing>
+            </w:r>
+            <w:bookmarkEnd w:id="61"/>
+          </w:p>
+          <w:p>
+            <w:pPr>
+              <w:jc w:val="center"/>
+            </w:pPr>
+            <w:pPr>
+              <w:jc w:val="left"/>
+              <w:spacing w:before="200"/>
+              <w:pStyle w:val="ImageCaption"/>
+            </w:pPr>
+            <w:r>
+              <w:t xml:space="preserve">Рисунок 6</w:t>
+            </w:r>
+          </w:p>
+          <w:bookmarkEnd w:id="62"/>
+        </w:tc>
+      </w:tr>
+    </w:tbl>
+    <w:bookmarkEnd w:id="63"/>
     <w:sectPr>
       <w:footnotePr>
         <w:numRestart w:val="eachSect"/>
@@ -2449,8 +3402,153 @@
       </w:pPr>
     </w:lvl>
   </w:abstractNum>
+  <w:abstractNum w:abstractNumId="99411">
+    <w:nsid w:val="00A99411"/>
+    <w:multiLevelType w:val="multilevel"/>
+    <w:lvl w:ilvl="0">
+      <w:start w:val="1"/>
+      <w:numFmt w:val="decimal"/>
+      <w:lvlText w:val="%1."/>
+      <w:lvlJc w:val="left"/>
+      <w:pPr>
+        <w:ind w:left="720" w:hanging="360"/>
+      </w:pPr>
+    </w:lvl>
+    <w:lvl w:ilvl="1">
+      <w:start w:val="1"/>
+      <w:numFmt w:val="decimal"/>
+      <w:lvlText w:val="%2."/>
+      <w:lvlJc w:val="left"/>
+      <w:pPr>
+        <w:ind w:left="1440" w:hanging="360"/>
+      </w:pPr>
+    </w:lvl>
+    <w:lvl w:ilvl="2">
+      <w:start w:val="1"/>
+      <w:numFmt w:val="decimal"/>
+      <w:lvlText w:val="%3."/>
+      <w:lvlJc w:val="left"/>
+      <w:pPr>
+        <w:ind w:left="2160" w:hanging="360"/>
+      </w:pPr>
+    </w:lvl>
+    <w:lvl w:ilvl="3">
+      <w:start w:val="1"/>
+      <w:numFmt w:val="decimal"/>
+      <w:lvlText w:val="%4."/>
+      <w:lvlJc w:val="left"/>
+      <w:pPr>
+        <w:ind w:left="2880" w:hanging="360"/>
+      </w:pPr>
+    </w:lvl>
+    <w:lvl w:ilvl="4">
+      <w:start w:val="1"/>
+      <w:numFmt w:val="decimal"/>
+      <w:lvlText w:val="%5."/>
+      <w:lvlJc w:val="left"/>
+      <w:pPr>
+        <w:ind w:left="3600" w:hanging="360"/>
+      </w:pPr>
+    </w:lvl>
+    <w:lvl w:ilvl="5">
+      <w:start w:val="1"/>
+      <w:numFmt w:val="decimal"/>
+      <w:lvlText w:val="%6."/>
+      <w:lvlJc w:val="left"/>
+      <w:pPr>
+        <w:ind w:left="4320" w:hanging="360"/>
+      </w:pPr>
+    </w:lvl>
+    <w:lvl w:ilvl="6">
+      <w:start w:val="1"/>
+      <w:numFmt w:val="decimal"/>
+      <w:lvlText w:val="%7."/>
+      <w:lvlJc w:val="left"/>
+      <w:pPr>
+        <w:ind w:left="5040" w:hanging="360"/>
+      </w:pPr>
+    </w:lvl>
+    <w:lvl w:ilvl="7">
+      <w:start w:val="1"/>
+      <w:numFmt w:val="decimal"/>
+      <w:lvlText w:val="%8."/>
+      <w:lvlJc w:val="left"/>
+      <w:pPr>
+        <w:ind w:left="5760" w:hanging="360"/>
+      </w:pPr>
+    </w:lvl>
+    <w:lvl w:ilvl="8">
+      <w:start w:val="1"/>
+      <w:numFmt w:val="decimal"/>
+      <w:lvlText w:val="%9."/>
+      <w:lvlJc w:val="left"/>
+      <w:pPr>
+        <w:ind w:left="6480" w:hanging="360"/>
+      </w:pPr>
+    </w:lvl>
+  </w:abstractNum>
   <w:num w:numId="1000">
     <w:abstractNumId w:val="990"/>
+  </w:num>
+  <w:num w:numId="1001">
+    <w:abstractNumId w:val="99411"/>
+    <w:lvlOverride w:ilvl="0">
+      <w:startOverride w:val="1"/>
+    </w:lvlOverride>
+    <w:lvlOverride w:ilvl="1">
+      <w:startOverride w:val="1"/>
+    </w:lvlOverride>
+    <w:lvlOverride w:ilvl="2">
+      <w:startOverride w:val="1"/>
+    </w:lvlOverride>
+    <w:lvlOverride w:ilvl="3">
+      <w:startOverride w:val="1"/>
+    </w:lvlOverride>
+    <w:lvlOverride w:ilvl="4">
+      <w:startOverride w:val="1"/>
+    </w:lvlOverride>
+    <w:lvlOverride w:ilvl="5">
+      <w:startOverride w:val="1"/>
+    </w:lvlOverride>
+    <w:lvlOverride w:ilvl="6">
+      <w:startOverride w:val="1"/>
+    </w:lvlOverride>
+    <w:lvlOverride w:ilvl="7">
+      <w:startOverride w:val="1"/>
+    </w:lvlOverride>
+    <w:lvlOverride w:ilvl="8">
+      <w:startOverride w:val="1"/>
+    </w:lvlOverride>
+  </w:num>
+  <w:num w:numId="1002">
+    <w:abstractNumId w:val="99411"/>
+    <w:lvlOverride w:ilvl="0">
+      <w:startOverride w:val="1"/>
+    </w:lvlOverride>
+    <w:lvlOverride w:ilvl="1">
+      <w:startOverride w:val="1"/>
+    </w:lvlOverride>
+    <w:lvlOverride w:ilvl="2">
+      <w:startOverride w:val="1"/>
+    </w:lvlOverride>
+    <w:lvlOverride w:ilvl="3">
+      <w:startOverride w:val="1"/>
+    </w:lvlOverride>
+    <w:lvlOverride w:ilvl="4">
+      <w:startOverride w:val="1"/>
+    </w:lvlOverride>
+    <w:lvlOverride w:ilvl="5">
+      <w:startOverride w:val="1"/>
+    </w:lvlOverride>
+    <w:lvlOverride w:ilvl="6">
+      <w:startOverride w:val="1"/>
+    </w:lvlOverride>
+    <w:lvlOverride w:ilvl="7">
+      <w:startOverride w:val="1"/>
+    </w:lvlOverride>
+    <w:lvlOverride w:ilvl="8">
+      <w:startOverride w:val="1"/>
+    </w:lvlOverride>
   </w:num>
 </w:numbering>
 </file>
